--- a/docs/系統文件.docx
+++ b/docs/系統文件.docx
@@ -3211,7 +3211,21 @@
           <w:rFonts w:ascii="Microsoft JhengHei" w:hAnsi="Microsoft JhengHei" w:eastAsia="Microsoft JhengHei"/>
           <w:b w:val="0"/>
         </w:rPr>
-        <w:t>校對與鎖版需輸入校對密碼。</w:t>
+        <w:t>校對要先登入（</w:t>
+      </w:r>
+      <w:r>
+        <w:rPr>
+          <w:rFonts w:ascii="Consolas" w:hAnsi="Consolas" w:eastAsia="Microsoft JhengHei"/>
+          <w:color w:val="22456E"/>
+        </w:rPr>
+        <w:t>/review/login</w:t>
+      </w:r>
+      <w:r>
+        <w:rPr>
+          <w:rFonts w:ascii="Microsoft JhengHei" w:hAnsi="Microsoft JhengHei" w:eastAsia="Microsoft JhengHei"/>
+          <w:b w:val="0"/>
+        </w:rPr>
+        <w:t>，姓名＋校對密碼），登入 12 小時有效；校對紀錄以登入的姓名記錄校對人。</w:t>
       </w:r>
     </w:p>
     <w:p>
@@ -3309,7 +3323,7 @@
                 <w:b w:val="0"/>
                 <w:sz w:val="20"/>
               </w:rPr>
-              <w:t>判定結論、修業進度尺、五格數字、接下來要做什麼</w:t>
+              <w:t>判定結論（細節可展開）、修業進度尺、五格數字、接下來要做什麼</w:t>
             </w:r>
           </w:p>
         </w:tc>
@@ -3702,7 +3716,7 @@
                 <w:b w:val="0"/>
                 <w:sz w:val="20"/>
               </w:rPr>
-              <w:t>輸入校對密碼後，對草稿逐項校對、修改、鎖版</w:t>
+              <w:t>以姓名＋校對密碼登入後，對草稿逐項校對、修改、鎖版</w:t>
             </w:r>
           </w:p>
         </w:tc>
@@ -4835,7 +4849,7 @@
                 <w:b w:val="0"/>
                 <w:sz w:val="20"/>
               </w:rPr>
-              <w:t>Vercel（公開 demo）</w:t>
+              <w:t>Vercel（公開 demo，https://aidit-weld.vercel.app）</w:t>
             </w:r>
           </w:p>
         </w:tc>
@@ -4850,7 +4864,7 @@
                 <w:b w:val="0"/>
                 <w:sz w:val="20"/>
               </w:rPr>
-              <w:t>展示</w:t>
+              <w:t>展示、評審測試</w:t>
             </w:r>
           </w:p>
         </w:tc>
@@ -5593,7 +5607,55 @@
                 <w:b w:val="0"/>
                 <w:sz w:val="20"/>
               </w:rPr>
-              <w:t>預設 Anthropic Claude；可切換任何 OpenAI 相容端點</w:t>
+              <w:t xml:space="preserve">預設 Anthropic </w:t>
+            </w:r>
+            <w:r>
+              <w:rPr>
+                <w:rFonts w:ascii="Consolas" w:hAnsi="Consolas" w:eastAsia="Microsoft JhengHei"/>
+                <w:color w:val="22456E"/>
+                <w:sz w:val="20"/>
+              </w:rPr>
+              <w:t>claude-sonnet-5-5</w:t>
+            </w:r>
+            <w:r>
+              <w:rPr>
+                <w:rFonts w:ascii="Microsoft JhengHei" w:hAnsi="Microsoft JhengHei" w:eastAsia="Microsoft JhengHei"/>
+                <w:b w:val="0"/>
+                <w:sz w:val="20"/>
+              </w:rPr>
+              <w:t xml:space="preserve">（可設 </w:t>
+            </w:r>
+            <w:r>
+              <w:rPr>
+                <w:rFonts w:ascii="Consolas" w:hAnsi="Consolas" w:eastAsia="Microsoft JhengHei"/>
+                <w:color w:val="22456E"/>
+                <w:sz w:val="20"/>
+              </w:rPr>
+              <w:t>claude-opus-5-5</w:t>
+            </w:r>
+            <w:r>
+              <w:rPr>
+                <w:rFonts w:ascii="Microsoft JhengHei" w:hAnsi="Microsoft JhengHei" w:eastAsia="Microsoft JhengHei"/>
+                <w:b w:val="0"/>
+                <w:sz w:val="20"/>
+              </w:rPr>
+              <w:t>、</w:t>
+            </w:r>
+            <w:r>
+              <w:rPr>
+                <w:rFonts w:ascii="Consolas" w:hAnsi="Consolas" w:eastAsia="Microsoft JhengHei"/>
+                <w:color w:val="22456E"/>
+                <w:sz w:val="20"/>
+              </w:rPr>
+              <w:t>claude-haiku-4-5-20251001</w:t>
+            </w:r>
+            <w:r>
+              <w:rPr>
+                <w:rFonts w:ascii="Microsoft JhengHei" w:hAnsi="Microsoft JhengHei" w:eastAsia="Microsoft JhengHei"/>
+                <w:b w:val="0"/>
+                <w:sz w:val="20"/>
+              </w:rPr>
+              <w:t>）；可切換任何 OpenAI 相容端點</w:t>
             </w:r>
           </w:p>
         </w:tc>
@@ -7030,29 +7092,35 @@
           <w:rFonts w:ascii="Microsoft JhengHei" w:hAnsi="Microsoft JhengHei" w:eastAsia="Microsoft JhengHei"/>
           <w:b w:val="0"/>
         </w:rPr>
-        <w:t>本系統程式碼目前</w:t>
+        <w:t xml:space="preserve">本系統程式碼採 </w:t>
       </w:r>
       <w:r>
         <w:rPr>
           <w:rFonts w:ascii="Microsoft JhengHei" w:hAnsi="Microsoft JhengHei" w:eastAsia="Microsoft JhengHei"/>
           <w:b/>
         </w:rPr>
-        <w:t>未開源，保留所有權利</w:t>
+        <w:t>MIT 授權</w:t>
       </w:r>
       <w:r>
         <w:rPr>
           <w:rFonts w:ascii="Microsoft JhengHei" w:hAnsi="Microsoft JhengHei" w:eastAsia="Microsoft JhengHei"/>
           <w:b w:val="0"/>
         </w:rPr>
-        <w:t>（repo 為私人）。</w:t>
+        <w:t xml:space="preserve">（repo 根目錄 </w:t>
+      </w:r>
+      <w:r>
+        <w:rPr>
+          <w:rFonts w:ascii="Consolas" w:hAnsi="Consolas" w:eastAsia="Microsoft JhengHei"/>
+          <w:color w:val="22456E"/>
+        </w:rPr>
+        <w:t>LICENSE</w:t>
       </w:r>
       <w:r>
         <w:rPr>
           <w:rFonts w:ascii="Microsoft JhengHei" w:hAnsi="Microsoft JhengHei" w:eastAsia="Microsoft JhengHei"/>
           <w:b w:val="0"/>
-          <w:color w:val="B42318"/>
         </w:rPr>
-        <w:t>【待決定：是否採用開源授權】</w:t>
+        <w:t>）。</w:t>
       </w:r>
     </w:p>
     <w:p>
@@ -7165,32 +7233,6 @@
           <w:rFonts w:ascii="Microsoft JhengHei" w:hAnsi="Microsoft JhengHei" w:eastAsia="Microsoft JhengHei"/>
           <w:b w:val="0"/>
         </w:rPr>
-        <w:t xml:space="preserve">程式預設的 Claude 模型代號為 </w:t>
-      </w:r>
-      <w:r>
-        <w:rPr>
-          <w:rFonts w:ascii="Consolas" w:hAnsi="Consolas" w:eastAsia="Microsoft JhengHei"/>
-          <w:color w:val="22456E"/>
-        </w:rPr>
-        <w:t>claude-opus-5</w:t>
-      </w:r>
-      <w:r>
-        <w:rPr>
-          <w:rFonts w:ascii="Microsoft JhengHei" w:hAnsi="Microsoft JhengHei" w:eastAsia="Microsoft JhengHei"/>
-          <w:b w:val="0"/>
-        </w:rPr>
-        <w:t>，接 API 前須確認與現行模型代號一致</w:t>
-      </w:r>
-    </w:p>
-    <w:p>
-      <w:pPr>
-        <w:pStyle w:val="ListBullet"/>
-      </w:pPr>
-      <w:r>
-        <w:rPr>
-          <w:rFonts w:ascii="Microsoft JhengHei" w:hAnsi="Microsoft JhengHei" w:eastAsia="Microsoft JhengHei"/>
-          <w:b w:val="0"/>
-        </w:rPr>
         <w:t>開課資料沒有已選人數，餘額一律顯示未知；先修條件信心低時只提示不排除</w:t>
       </w:r>
     </w:p>
@@ -7445,7 +7487,7 @@
                 <w:b w:val="0"/>
                 <w:sz w:val="20"/>
               </w:rPr>
-              <w:t>校對按「通過」出現紅字「校對密碼不對」</w:t>
+              <w:t>打開校對頁被帶到登入頁</w:t>
             </w:r>
           </w:p>
         </w:tc>
@@ -7460,7 +7502,7 @@
                 <w:b w:val="0"/>
                 <w:sz w:val="20"/>
               </w:rPr>
-              <w:t>頁面上方輸入校對密碼；瀏覽器會記住</w:t>
+              <w:t>校對要登入；登入 12 小時有效，換了校對密碼後舊的登入會失效</w:t>
             </w:r>
           </w:p>
         </w:tc>

--- a/docs/系統文件.docx
+++ b/docs/系統文件.docx
@@ -4708,6 +4708,46 @@
                 <w:b w:val="0"/>
                 <w:sz w:val="20"/>
               </w:rPr>
+              <w:t>設定校對密碼</w:t>
+            </w:r>
+          </w:p>
+        </w:tc>
+        <w:tc>
+          <w:tcPr>
+            <w:tcW w:type="dxa" w:w="4320"/>
+          </w:tcPr>
+          <w:p>
+            <w:r>
+              <w:rPr>
+                <w:rFonts w:ascii="Consolas" w:hAnsi="Consolas" w:eastAsia="Microsoft JhengHei"/>
+                <w:color w:val="22456E"/>
+                <w:sz w:val="20"/>
+              </w:rPr>
+              <w:t>npx tsx scripts/set-review-password.ts</w:t>
+            </w:r>
+            <w:r>
+              <w:rPr>
+                <w:rFonts w:ascii="Microsoft JhengHei" w:hAnsi="Microsoft JhengHei" w:eastAsia="Microsoft JhengHei"/>
+                <w:b w:val="0"/>
+                <w:sz w:val="20"/>
+              </w:rPr>
+              <w:t>（輸入新密碼，至少 10 個字）</w:t>
+            </w:r>
+          </w:p>
+        </w:tc>
+      </w:tr>
+      <w:tr>
+        <w:tc>
+          <w:tcPr>
+            <w:tcW w:type="dxa" w:w="4320"/>
+          </w:tcPr>
+          <w:p>
+            <w:r>
+              <w:rPr>
+                <w:rFonts w:ascii="Microsoft JhengHei" w:hAnsi="Microsoft JhengHei" w:eastAsia="Microsoft JhengHei"/>
+                <w:b w:val="0"/>
+                <w:sz w:val="20"/>
+              </w:rPr>
               <w:t>成績單課名查課號</w:t>
             </w:r>
           </w:p>
@@ -6023,7 +6063,23 @@
                 <w:b w:val="0"/>
                 <w:sz w:val="20"/>
               </w:rPr>
-              <w:t>校對密碼；未設定時用程式內建的預設值（暫時做法，正式使用前須設定）</w:t>
+              <w:t xml:space="preserve">校對密碼；通常改用 </w:t>
+            </w:r>
+            <w:r>
+              <w:rPr>
+                <w:rFonts w:ascii="Consolas" w:hAnsi="Consolas" w:eastAsia="Microsoft JhengHei"/>
+                <w:color w:val="22456E"/>
+                <w:sz w:val="20"/>
+              </w:rPr>
+              <w:t>scripts/set-review-password.ts</w:t>
+            </w:r>
+            <w:r>
+              <w:rPr>
+                <w:rFonts w:ascii="Microsoft JhengHei" w:hAnsi="Microsoft JhengHei" w:eastAsia="Microsoft JhengHei"/>
+                <w:b w:val="0"/>
+                <w:sz w:val="20"/>
+              </w:rPr>
+              <w:t xml:space="preserve"> 存進資料庫（加鹽雜湊）。兩者都沒有時正式部署不開放校對</w:t>
             </w:r>
           </w:p>
         </w:tc>
@@ -7270,18 +7326,6 @@
           <w:b w:val="0"/>
         </w:rPr>
         <w:t>速率限制計數在記憶體，多個執行個體各算各的</w:t>
-      </w:r>
-    </w:p>
-    <w:p>
-      <w:pPr>
-        <w:pStyle w:val="ListBullet"/>
-      </w:pPr>
-      <w:r>
-        <w:rPr>
-          <w:rFonts w:ascii="Microsoft JhengHei" w:hAnsi="Microsoft JhengHei" w:eastAsia="Microsoft JhengHei"/>
-          <w:b w:val="0"/>
-        </w:rPr>
-        <w:t>校對密碼未設環境變數時使用程式內建預設值（只存雜湊），正式使用前須設定</w:t>
       </w:r>
     </w:p>
     <w:p>
